--- a/docs/SSU/9.SSU - Integrisani Kanban modul.docx
+++ b/docs/SSU/9.SSU - Integrisani Kanban modul.docx
@@ -2034,7 +2034,7 @@
           <w:rFonts w:eastAsia="Space Grotesk" w:cs="Space Grotesk"/>
           <w:lang w:val="en-GB"/>
         </w:rPr>
-        <w:t xml:space="preserve">Svakom timu automatski se generiše interna tabla za upravljanje zadacima unutar njihovog serverskog prostora za komunikaciju. Tabla dolazi sa predefinisanim kolonama (npr. 'Za uraditi', 'U toku', 'Završeno') koje tim može prilagoditi sopstvenim potrebama – preimenovati, dodati nove ili obrisati postojeće. Članovi tima mogu kreirati zadatke, dodeljivati </w:t>
+        <w:t xml:space="preserve">Svakom timu automatski se generiše interna tabla za upravljanje zadacima unutar njihovog serverskog prostora za komunikaciju. Tabla dolazi sa predefinisanim kolonama (npr. 'Za uraditi', 'U toku', 'Završeno') </w:t>
       </w:r>
       <w:r>
         <w:rPr>
@@ -2042,7 +2042,7 @@
           <w:lang w:val="en-GB"/>
         </w:rPr>
         <w:lastRenderedPageBreak/>
-        <w:t>ih drugim članovima i premeštati između kolona. Ovim se eliminiše potreba za eksternim alatima za upravljanje projektom tokom hakathona.</w:t>
+        <w:t>koje tim može prilagoditi sopstvenim potrebama – preimenovati, dodati nove ili obrisati postojeće. Članovi tima mogu kreirati zadatke, dodeljivati ih drugim članovima i premeštati između kolona. Ovim se eliminiše potreba za eksternim alatima za upravljanje projektom tokom hakathona.</w:t>
       </w:r>
     </w:p>
     <w:p>
@@ -2464,6 +2464,7 @@
         <w:rPr>
           <w:rFonts w:ascii="Space Grotesk" w:eastAsia="Space Grotesk" w:hAnsi="Space Grotesk" w:cs="Space Grotesk"/>
         </w:rPr>
+        <w:lastRenderedPageBreak/>
         <w:t>Član tima klikne na opciju podešavanja table.</w:t>
       </w:r>
     </w:p>
@@ -2506,7 +2507,6 @@
         <w:rPr>
           <w:rFonts w:ascii="Space Grotesk" w:eastAsia="Space Grotesk" w:hAnsi="Space Grotesk" w:cs="Space Grotesk"/>
         </w:rPr>
-        <w:lastRenderedPageBreak/>
         <w:t>Član dodaje novu kolonu (npr. 'Revizija'), preimenuje postojeću ili briše praznu kolonu.</w:t>
       </w:r>
     </w:p>
@@ -2866,6 +2866,7 @@
           <w:color w:val="auto"/>
           <w:sz w:val="24"/>
         </w:rPr>
+        <w:lastRenderedPageBreak/>
         <w:t>Tabla mora ostati dostupna tokom trajanja hakathona. Ponašanje nakon završetka hakathona definisano je otvorenim pitanjem.</w:t>
       </w:r>
     </w:p>
@@ -2901,7 +2902,6 @@
         <w:pStyle w:val="PSItext"/>
       </w:pPr>
       <w:r>
-        <w:lastRenderedPageBreak/>
         <w:t>Serverski prostor hakathona je aktivan i dostupan.</w:t>
       </w:r>
     </w:p>
